--- a/Assignments/Assignment-1/AssignmentFile.docx
+++ b/Assignments/Assignment-1/AssignmentFile.docx
@@ -292,15 +292,7 @@
       </w:r>
       <w:r>
         <w:br/>
-        <w:t xml:space="preserve">• Develop backend services using </w:t>
-      </w:r>
-      <w:proofErr w:type="spellStart"/>
-      <w:r>
-        <w:t>FastAPI</w:t>
-      </w:r>
-      <w:proofErr w:type="spellEnd"/>
-      <w:r>
-        <w:t>.</w:t>
+        <w:t>• Develop backend services using FastAPI.</w:t>
       </w:r>
       <w:r>
         <w:br/>
@@ -308,15 +300,7 @@
       </w:r>
       <w:r>
         <w:br/>
-        <w:t xml:space="preserve">• </w:t>
-      </w:r>
-      <w:proofErr w:type="spellStart"/>
-      <w:r>
-        <w:t>Analyze</w:t>
-      </w:r>
-      <w:proofErr w:type="spellEnd"/>
-      <w:r>
-        <w:t xml:space="preserve"> repository changes before deployment.</w:t>
+        <w:t>• Analyze repository changes before deployment.</w:t>
       </w:r>
       <w:r>
         <w:br/>
@@ -390,11 +374,9 @@
             <w:tcW w:w="4320" w:type="dxa"/>
           </w:tcPr>
           <w:p>
-            <w:proofErr w:type="spellStart"/>
             <w:r>
               <w:t>FastAPI</w:t>
             </w:r>
-            <w:proofErr w:type="spellEnd"/>
           </w:p>
         </w:tc>
         <w:tc>
@@ -507,15 +489,7 @@
     </w:p>
     <w:p>
       <w:r>
-        <w:t xml:space="preserve">The system architecture includes three major components: Client Interface, </w:t>
-      </w:r>
-      <w:proofErr w:type="spellStart"/>
-      <w:r>
-        <w:t>FastAPI</w:t>
-      </w:r>
-      <w:proofErr w:type="spellEnd"/>
-      <w:r>
-        <w:t xml:space="preserve"> Backend Server, and PostgreSQL Database. Docker containers manage all services.</w:t>
+        <w:t>The system architecture includes three major components: Client Interface, FastAPI Backend Server, and PostgreSQL Database. Docker containers manage all services.</w:t>
       </w:r>
     </w:p>
     <w:p>
@@ -533,27 +507,11 @@
     </w:p>
     <w:p>
       <w:r>
-        <w:t xml:space="preserve">Step 1: User sends request to </w:t>
-      </w:r>
-      <w:proofErr w:type="spellStart"/>
-      <w:r>
-        <w:t>FastAPI</w:t>
-      </w:r>
-      <w:proofErr w:type="spellEnd"/>
-      <w:r>
-        <w:t xml:space="preserve"> API.</w:t>
+        <w:t>Step 1: User sends request to FastAPI API.</w:t>
       </w:r>
       <w:r>
         <w:br/>
-        <w:t xml:space="preserve">Step 2: </w:t>
-      </w:r>
-      <w:proofErr w:type="spellStart"/>
-      <w:r>
-        <w:t>FastAPI</w:t>
-      </w:r>
-      <w:proofErr w:type="spellEnd"/>
-      <w:r>
-        <w:t xml:space="preserve"> processes request and interacts with database.</w:t>
+        <w:t>Step 2: FastAPI processes request and interacts with database.</w:t>
       </w:r>
       <w:r>
         <w:br/>
@@ -578,15 +536,7 @@
     </w:p>
     <w:p>
       <w:r>
-        <w:t xml:space="preserve">The implementation consists of three services: </w:t>
-      </w:r>
-      <w:proofErr w:type="spellStart"/>
-      <w:r>
-        <w:t>FastAPI</w:t>
-      </w:r>
-      <w:proofErr w:type="spellEnd"/>
-      <w:r>
-        <w:t xml:space="preserve"> backend, PostgreSQL database, and Docker containerization.</w:t>
+        <w:t>The implementation consists of three services: FastAPI backend, PostgreSQL database, and Docker containerization.</w:t>
       </w:r>
     </w:p>
     <w:p>
@@ -595,15 +545,7 @@
       </w:pPr>
       <w:r>
         <w:lastRenderedPageBreak/>
-        <w:t xml:space="preserve">6.1 </w:t>
-      </w:r>
-      <w:proofErr w:type="spellStart"/>
-      <w:r>
-        <w:t>FastAPI</w:t>
-      </w:r>
-      <w:proofErr w:type="spellEnd"/>
-      <w:r>
-        <w:t xml:space="preserve"> Backend</w:t>
+        <w:t>6.1 FastAPI Backend</w:t>
       </w:r>
     </w:p>
     <w:p>
@@ -616,15 +558,7 @@
       </w:r>
       <w:r>
         <w:br/>
-        <w:t>POST /</w:t>
-      </w:r>
-      <w:proofErr w:type="spellStart"/>
-      <w:r>
-        <w:t>user?name</w:t>
-      </w:r>
-      <w:proofErr w:type="spellEnd"/>
-      <w:r>
-        <w:t>=Raj</w:t>
+        <w:t>POST /user?name=Raj</w:t>
       </w:r>
     </w:p>
     <w:p>
@@ -641,13 +575,8 @@
       </w:r>
       <w:r>
         <w:br/>
-        <w:t xml:space="preserve">SELECT * FROM </w:t>
-      </w:r>
-      <w:proofErr w:type="gramStart"/>
-      <w:r>
-        <w:t>users;</w:t>
-      </w:r>
-      <w:proofErr w:type="gramEnd"/>
+        <w:t>SELECT * FROM users;</w:t>
+      </w:r>
     </w:p>
     <w:p>
       <w:pPr>
@@ -992,7 +921,57 @@
         </w:drawing>
       </w:r>
     </w:p>
-    <w:p/>
+    <w:p>
+      <w:pPr>
+        <w:pStyle w:val="Heading1"/>
+      </w:pPr>
+      <w:r>
+        <w:t>8. Results</w:t>
+      </w:r>
+    </w:p>
+    <w:p>
+      <w:r>
+        <w:t>The project successfully demonstrates automated deployment using Docker containers and API communication between FastAPI and PostgreSQL.</w:t>
+      </w:r>
+    </w:p>
+    <w:p>
+      <w:pPr>
+        <w:pStyle w:val="Heading1"/>
+      </w:pPr>
+      <w:r>
+        <w:t>9. Advantages</w:t>
+      </w:r>
+    </w:p>
+    <w:p>
+      <w:r>
+        <w:t>• Automated deployment</w:t>
+      </w:r>
+      <w:r>
+        <w:br/>
+        <w:t>• Scalable architecture</w:t>
+      </w:r>
+      <w:r>
+        <w:br/>
+        <w:t>• Reduced human errors</w:t>
+      </w:r>
+      <w:r>
+        <w:br/>
+        <w:t>• Faster development cycles</w:t>
+      </w:r>
+    </w:p>
+    <w:p>
+      <w:pPr>
+        <w:pStyle w:val="Heading2"/>
+      </w:pPr>
+      <w:r>
+        <w:t>10. GitHub Repo</w:t>
+      </w:r>
+    </w:p>
+    <w:p>
+      <w:r>
+        <w:t>https://github.com/Kreed47/Containerization-and-DevOps</w:t>
+      </w:r>
+    </w:p>
     <w:p>
       <w:pPr>
         <w:jc w:val="right"/>
